--- a/public/upload/service/triệt lông lạnh/triệt nách/Tài liệu không có tiêu đề.docx
+++ b/public/upload/service/triệt lông lạnh/triệt nách/Tài liệu không có tiêu đề.docx
@@ -12,6 +12,7 @@
         <w:jc w:val="center"/>
         <w:rPr>
           <w:b w:val="1"/>
+          <w:bCs w:val="1"/>
           <w:color w:val="343a40"/>
           <w:sz w:val="33"/>
           <w:szCs w:val="33"/>
@@ -22,6 +23,7 @@
       <w:r>
         <w:rPr>
           <w:b w:val="1"/>
+          <w:bCs w:val="1"/>
           <w:color w:val="343a40"/>
           <w:sz w:val="33"/>
           <w:szCs w:val="33"/>
@@ -43,6 +45,7 @@
       <w:r>
         <w:rPr>
           <w:b w:val="1"/>
+          <w:bCs w:val="1"/>
           <w:color w:val="495057"/>
           <w:sz w:val="23"/>
           <w:szCs w:val="23"/>
@@ -82,6 +85,7 @@
       <w:r>
         <w:rPr>
           <w:b w:val="1"/>
+          <w:bCs w:val="1"/>
           <w:color w:val="495057"/>
           <w:sz w:val="23"/>
           <w:szCs w:val="23"/>
@@ -108,6 +112,7 @@
         <w:spacing w:after="300" w:before="300" w:line="335.99999999999994" w:lineRule="auto"/>
         <w:rPr>
           <w:b w:val="1"/>
+          <w:bCs w:val="1"/>
           <w:color w:val="343a40"/>
           <w:sz w:val="27"/>
           <w:szCs w:val="27"/>
@@ -118,6 +123,7 @@
       <w:r>
         <w:rPr>
           <w:b w:val="1"/>
+          <w:bCs w:val="1"/>
           <w:color w:val="343a40"/>
           <w:sz w:val="27"/>
           <w:szCs w:val="27"/>
@@ -168,6 +174,7 @@
       <w:r>
         <w:rPr>
           <w:b w:val="1"/>
+          <w:bCs w:val="1"/>
           <w:color w:val="495057"/>
           <w:sz w:val="23"/>
           <w:szCs w:val="23"/>
@@ -214,6 +221,7 @@
         <w:spacing w:after="300" w:before="220" w:line="335.99999999999994" w:lineRule="auto"/>
         <w:rPr>
           <w:b w:val="1"/>
+          <w:bCs w:val="1"/>
           <w:color w:val="343a40"/>
           <w:sz w:val="24"/>
           <w:szCs w:val="24"/>
@@ -224,6 +232,7 @@
       <w:r>
         <w:rPr>
           <w:b w:val="1"/>
+          <w:bCs w:val="1"/>
           <w:color w:val="343a40"/>
           <w:sz w:val="24"/>
           <w:szCs w:val="24"/>
@@ -301,6 +310,7 @@
         <w:spacing w:after="300" w:before="220" w:line="335.99999999999994" w:lineRule="auto"/>
         <w:rPr>
           <w:b w:val="1"/>
+          <w:bCs w:val="1"/>
           <w:color w:val="343a40"/>
           <w:sz w:val="24"/>
           <w:szCs w:val="24"/>
@@ -311,6 +321,7 @@
       <w:r>
         <w:rPr>
           <w:b w:val="1"/>
+          <w:bCs w:val="1"/>
           <w:color w:val="343a40"/>
           <w:sz w:val="24"/>
           <w:szCs w:val="24"/>
@@ -341,6 +352,7 @@
       <w:r>
         <w:rPr>
           <w:b w:val="1"/>
+          <w:bCs w:val="1"/>
           <w:color w:val="495057"/>
           <w:sz w:val="23"/>
           <w:szCs w:val="23"/>
@@ -407,6 +419,7 @@
         <w:spacing w:after="300" w:before="300" w:line="335.99999999999994" w:lineRule="auto"/>
         <w:rPr>
           <w:b w:val="1"/>
+          <w:bCs w:val="1"/>
           <w:color w:val="343a40"/>
           <w:sz w:val="27"/>
           <w:szCs w:val="27"/>
@@ -417,6 +430,7 @@
       <w:r>
         <w:rPr>
           <w:b w:val="1"/>
+          <w:bCs w:val="1"/>
           <w:color w:val="343a40"/>
           <w:sz w:val="27"/>
           <w:szCs w:val="27"/>
@@ -474,6 +488,7 @@
         <w:spacing w:after="300" w:before="220" w:line="335.99999999999994" w:lineRule="auto"/>
         <w:rPr>
           <w:b w:val="1"/>
+          <w:bCs w:val="1"/>
           <w:color w:val="343a40"/>
           <w:sz w:val="24"/>
           <w:szCs w:val="24"/>
@@ -484,6 +499,7 @@
       <w:r>
         <w:rPr>
           <w:b w:val="1"/>
+          <w:bCs w:val="1"/>
           <w:color w:val="343a40"/>
           <w:sz w:val="24"/>
           <w:szCs w:val="24"/>
@@ -561,6 +577,7 @@
         <w:spacing w:after="300" w:before="220" w:line="335.99999999999994" w:lineRule="auto"/>
         <w:rPr>
           <w:b w:val="1"/>
+          <w:bCs w:val="1"/>
           <w:color w:val="343a40"/>
           <w:sz w:val="24"/>
           <w:szCs w:val="24"/>
@@ -571,6 +588,7 @@
       <w:r>
         <w:rPr>
           <w:b w:val="1"/>
+          <w:bCs w:val="1"/>
           <w:color w:val="343a40"/>
           <w:sz w:val="24"/>
           <w:szCs w:val="24"/>
@@ -601,6 +619,7 @@
       <w:r>
         <w:rPr>
           <w:b w:val="1"/>
+          <w:bCs w:val="1"/>
           <w:color w:val="495057"/>
           <w:sz w:val="23"/>
           <w:szCs w:val="23"/>
@@ -660,6 +679,7 @@
       <w:r>
         <w:rPr>
           <w:b w:val="1"/>
+          <w:bCs w:val="1"/>
           <w:color w:val="495057"/>
           <w:sz w:val="23"/>
           <w:szCs w:val="23"/>
@@ -686,6 +706,7 @@
         <w:spacing w:after="300" w:before="220" w:line="335.99999999999994" w:lineRule="auto"/>
         <w:rPr>
           <w:b w:val="1"/>
+          <w:bCs w:val="1"/>
           <w:color w:val="343a40"/>
           <w:sz w:val="24"/>
           <w:szCs w:val="24"/>
@@ -696,6 +717,7 @@
       <w:r>
         <w:rPr>
           <w:b w:val="1"/>
+          <w:bCs w:val="1"/>
           <w:color w:val="343a40"/>
           <w:sz w:val="24"/>
           <w:szCs w:val="24"/>
@@ -773,6 +795,7 @@
         <w:spacing w:after="300" w:before="300" w:line="335.99999999999994" w:lineRule="auto"/>
         <w:rPr>
           <w:b w:val="1"/>
+          <w:bCs w:val="1"/>
           <w:color w:val="343a40"/>
           <w:sz w:val="27"/>
           <w:szCs w:val="27"/>
@@ -783,6 +806,7 @@
       <w:r>
         <w:rPr>
           <w:b w:val="1"/>
+          <w:bCs w:val="1"/>
           <w:color w:val="343a40"/>
           <w:sz w:val="27"/>
           <w:szCs w:val="27"/>
@@ -840,6 +864,7 @@
         <w:spacing w:after="300" w:before="220" w:line="335.99999999999994" w:lineRule="auto"/>
         <w:rPr>
           <w:b w:val="1"/>
+          <w:bCs w:val="1"/>
           <w:color w:val="343a40"/>
           <w:sz w:val="24"/>
           <w:szCs w:val="24"/>
@@ -850,6 +875,7 @@
       <w:r>
         <w:rPr>
           <w:b w:val="1"/>
+          <w:bCs w:val="1"/>
           <w:color w:val="343a40"/>
           <w:sz w:val="24"/>
           <w:szCs w:val="24"/>
@@ -907,6 +933,7 @@
         <w:spacing w:after="300" w:before="220" w:line="335.99999999999994" w:lineRule="auto"/>
         <w:rPr>
           <w:b w:val="1"/>
+          <w:bCs w:val="1"/>
           <w:color w:val="343a40"/>
           <w:sz w:val="24"/>
           <w:szCs w:val="24"/>
@@ -917,6 +944,7 @@
       <w:r>
         <w:rPr>
           <w:b w:val="1"/>
+          <w:bCs w:val="1"/>
           <w:color w:val="343a40"/>
           <w:sz w:val="24"/>
           <w:szCs w:val="24"/>
@@ -974,6 +1002,7 @@
         <w:spacing w:after="300" w:before="220" w:line="335.99999999999994" w:lineRule="auto"/>
         <w:rPr>
           <w:b w:val="1"/>
+          <w:bCs w:val="1"/>
           <w:color w:val="343a40"/>
           <w:sz w:val="24"/>
           <w:szCs w:val="24"/>
@@ -984,6 +1013,7 @@
       <w:r>
         <w:rPr>
           <w:b w:val="1"/>
+          <w:bCs w:val="1"/>
           <w:color w:val="343a40"/>
           <w:sz w:val="24"/>
           <w:szCs w:val="24"/>
@@ -1041,6 +1071,7 @@
         <w:spacing w:after="300" w:before="220" w:line="335.99999999999994" w:lineRule="auto"/>
         <w:rPr>
           <w:b w:val="1"/>
+          <w:bCs w:val="1"/>
           <w:color w:val="343a40"/>
           <w:sz w:val="24"/>
           <w:szCs w:val="24"/>
@@ -1051,6 +1082,7 @@
       <w:r>
         <w:rPr>
           <w:b w:val="1"/>
+          <w:bCs w:val="1"/>
           <w:color w:val="343a40"/>
           <w:sz w:val="24"/>
           <w:szCs w:val="24"/>
@@ -1108,6 +1140,7 @@
         <w:spacing w:after="300" w:before="220" w:line="335.99999999999994" w:lineRule="auto"/>
         <w:rPr>
           <w:b w:val="1"/>
+          <w:bCs w:val="1"/>
           <w:color w:val="343a40"/>
           <w:sz w:val="24"/>
           <w:szCs w:val="24"/>
@@ -1118,6 +1151,7 @@
       <w:r>
         <w:rPr>
           <w:b w:val="1"/>
+          <w:bCs w:val="1"/>
           <w:color w:val="343a40"/>
           <w:sz w:val="24"/>
           <w:szCs w:val="24"/>
@@ -1175,6 +1209,7 @@
         <w:spacing w:after="300" w:before="300" w:line="335.99999999999994" w:lineRule="auto"/>
         <w:rPr>
           <w:b w:val="1"/>
+          <w:bCs w:val="1"/>
           <w:color w:val="343a40"/>
           <w:sz w:val="27"/>
           <w:szCs w:val="27"/>
@@ -1185,6 +1220,7 @@
       <w:r>
         <w:rPr>
           <w:b w:val="1"/>
+          <w:bCs w:val="1"/>
           <w:color w:val="343a40"/>
           <w:sz w:val="27"/>
           <w:szCs w:val="27"/>
@@ -1255,6 +1291,7 @@
       <w:r>
         <w:rPr>
           <w:b w:val="1"/>
+          <w:bCs w:val="1"/>
           <w:color w:val="495057"/>
           <w:sz w:val="23"/>
           <w:szCs w:val="23"/>
@@ -1281,6 +1318,7 @@
         <w:spacing w:after="300" w:before="220" w:line="335.99999999999994" w:lineRule="auto"/>
         <w:rPr>
           <w:b w:val="1"/>
+          <w:bCs w:val="1"/>
           <w:color w:val="343a40"/>
           <w:sz w:val="24"/>
           <w:szCs w:val="24"/>
@@ -1291,6 +1329,7 @@
       <w:r>
         <w:rPr>
           <w:b w:val="1"/>
+          <w:bCs w:val="1"/>
           <w:color w:val="343a40"/>
           <w:sz w:val="24"/>
           <w:szCs w:val="24"/>
@@ -1348,6 +1387,7 @@
         <w:spacing w:after="300" w:before="220" w:line="335.99999999999994" w:lineRule="auto"/>
         <w:rPr>
           <w:b w:val="1"/>
+          <w:bCs w:val="1"/>
           <w:color w:val="343a40"/>
           <w:sz w:val="24"/>
           <w:szCs w:val="24"/>
@@ -1358,6 +1398,7 @@
       <w:r>
         <w:rPr>
           <w:b w:val="1"/>
+          <w:bCs w:val="1"/>
           <w:color w:val="343a40"/>
           <w:sz w:val="24"/>
           <w:szCs w:val="24"/>
@@ -1415,6 +1456,7 @@
         <w:spacing w:after="300" w:before="220" w:line="335.99999999999994" w:lineRule="auto"/>
         <w:rPr>
           <w:b w:val="1"/>
+          <w:bCs w:val="1"/>
           <w:color w:val="343a40"/>
           <w:sz w:val="24"/>
           <w:szCs w:val="24"/>
@@ -1425,6 +1467,7 @@
       <w:r>
         <w:rPr>
           <w:b w:val="1"/>
+          <w:bCs w:val="1"/>
           <w:color w:val="343a40"/>
           <w:sz w:val="24"/>
           <w:szCs w:val="24"/>
@@ -1482,6 +1525,7 @@
         <w:spacing w:after="300" w:before="300" w:line="335.99999999999994" w:lineRule="auto"/>
         <w:rPr>
           <w:b w:val="1"/>
+          <w:bCs w:val="1"/>
           <w:color w:val="343a40"/>
           <w:sz w:val="27"/>
           <w:szCs w:val="27"/>
@@ -1492,6 +1536,7 @@
       <w:r>
         <w:rPr>
           <w:b w:val="1"/>
+          <w:bCs w:val="1"/>
           <w:color w:val="343a40"/>
           <w:sz w:val="27"/>
           <w:szCs w:val="27"/>
@@ -1529,6 +1574,7 @@
         <w:spacing w:after="300" w:before="220" w:line="335.99999999999994" w:lineRule="auto"/>
         <w:rPr>
           <w:b w:val="1"/>
+          <w:bCs w:val="1"/>
           <w:color w:val="343a40"/>
           <w:sz w:val="24"/>
           <w:szCs w:val="24"/>
@@ -1539,6 +1585,7 @@
       <w:r>
         <w:rPr>
           <w:b w:val="1"/>
+          <w:bCs w:val="1"/>
           <w:color w:val="343a40"/>
           <w:sz w:val="24"/>
           <w:szCs w:val="24"/>
@@ -1596,6 +1643,7 @@
         <w:spacing w:after="300" w:before="220" w:line="335.99999999999994" w:lineRule="auto"/>
         <w:rPr>
           <w:b w:val="1"/>
+          <w:bCs w:val="1"/>
           <w:color w:val="343a40"/>
           <w:sz w:val="24"/>
           <w:szCs w:val="24"/>
@@ -1606,6 +1654,7 @@
       <w:r>
         <w:rPr>
           <w:b w:val="1"/>
+          <w:bCs w:val="1"/>
           <w:color w:val="343a40"/>
           <w:sz w:val="24"/>
           <w:szCs w:val="24"/>
@@ -1663,6 +1712,7 @@
         <w:spacing w:after="300" w:before="220" w:line="335.99999999999994" w:lineRule="auto"/>
         <w:rPr>
           <w:b w:val="1"/>
+          <w:bCs w:val="1"/>
           <w:color w:val="343a40"/>
           <w:sz w:val="24"/>
           <w:szCs w:val="24"/>
@@ -1673,6 +1723,7 @@
       <w:r>
         <w:rPr>
           <w:b w:val="1"/>
+          <w:bCs w:val="1"/>
           <w:color w:val="343a40"/>
           <w:sz w:val="24"/>
           <w:szCs w:val="24"/>
@@ -1730,6 +1781,7 @@
         <w:spacing w:after="300" w:before="300" w:line="335.99999999999994" w:lineRule="auto"/>
         <w:rPr>
           <w:b w:val="1"/>
+          <w:bCs w:val="1"/>
           <w:color w:val="343a40"/>
           <w:sz w:val="27"/>
           <w:szCs w:val="27"/>
@@ -1740,6 +1792,7 @@
       <w:r>
         <w:rPr>
           <w:b w:val="1"/>
+          <w:bCs w:val="1"/>
           <w:color w:val="343a40"/>
           <w:sz w:val="27"/>
           <w:szCs w:val="27"/>
@@ -1811,6 +1864,7 @@
         <w:r>
           <w:rPr>
             <w:b w:val="1"/>
+            <w:bCs w:val="1"/>
             <w:color w:val="0055ff"/>
             <w:sz w:val="23"/>
             <w:szCs w:val="23"/>
@@ -1834,6 +1888,7 @@
         <w:spacing w:after="300" w:before="300" w:line="335.99999999999994" w:lineRule="auto"/>
         <w:rPr>
           <w:b w:val="1"/>
+          <w:bCs w:val="1"/>
           <w:color w:val="343a40"/>
           <w:sz w:val="27"/>
           <w:szCs w:val="27"/>
@@ -1844,6 +1899,7 @@
       <w:r>
         <w:rPr>
           <w:b w:val="1"/>
+          <w:bCs w:val="1"/>
           <w:color w:val="343a40"/>
           <w:sz w:val="27"/>
           <w:szCs w:val="27"/>
@@ -1865,6 +1921,7 @@
       <w:r>
         <w:rPr>
           <w:b w:val="1"/>
+          <w:bCs w:val="1"/>
           <w:color w:val="495057"/>
           <w:sz w:val="23"/>
           <w:szCs w:val="23"/>
@@ -1915,6 +1972,7 @@
       <w:r>
         <w:rPr>
           <w:b w:val="1"/>
+          <w:bCs w:val="1"/>
           <w:color w:val="495057"/>
           <w:sz w:val="23"/>
           <w:szCs w:val="23"/>
@@ -2131,6 +2189,7 @@
     </w:pPr>
     <w:rPr>
       <w:b w:val="0"/>
+      <w:bCs w:val="0"/>
       <w:sz w:val="32"/>
       <w:szCs w:val="32"/>
     </w:rPr>
@@ -2147,6 +2206,7 @@
     </w:pPr>
     <w:rPr>
       <w:b w:val="0"/>
+      <w:bCs w:val="0"/>
       <w:color w:val="434343"/>
       <w:sz w:val="28"/>
       <w:szCs w:val="28"/>
@@ -2196,6 +2256,7 @@
     </w:pPr>
     <w:rPr>
       <w:i w:val="1"/>
+      <w:iCs w:val="1"/>
       <w:color w:val="666666"/>
       <w:sz w:val="22"/>
       <w:szCs w:val="22"/>
@@ -2229,6 +2290,7 @@
     <w:rPr>
       <w:rFonts w:ascii="Arial" w:cs="Arial" w:eastAsia="Arial" w:hAnsi="Arial"/>
       <w:i w:val="0"/>
+      <w:iCs w:val="0"/>
       <w:color w:val="666666"/>
       <w:sz w:val="30"/>
       <w:szCs w:val="30"/>
